--- a/india_monitor_data/rag/documents/Strike_Intelligence/United Kingdom_Strike_Intelligence.docx
+++ b/india_monitor_data/rag/documents/Strike_Intelligence/United Kingdom_Strike_Intelligence.docx
@@ -15,9 +15,9 @@
       <w:r>
         <w:t>Monitored Freight Hub: United Kingdom Logistics Cluster</w:t>
         <w:br/>
-        <w:t>Generated: 2026-09-08 14:22:30 | Total Disruption Incidents Analyzed: 3</w:t>
+        <w:t>Generated: 2026-09-09 16:49:45 | Total Disruption Incidents Analyzed: 5</w:t>
         <w:br/>
-        <w:t>Disruption Severity Breakdown: 🔴 HIGH: 0 | 🟡 MEDIUM: 0 | 🟢 LOW: 3</w:t>
+        <w:t>Disruption Severity Breakdown: 🔴 HIGH: 0 | 🟡 MEDIUM: 0 | 🟢 LOW: 5</w:t>
       </w:r>
     </w:p>
     <w:p>
@@ -122,7 +122,7 @@
           </w:tcPr>
           <w:p>
             <w:r>
-              <w:t>Railway</w:t>
+              <w:t>General</w:t>
             </w:r>
           </w:p>
         </w:tc>
@@ -132,7 +132,7 @@
           </w:tcPr>
           <w:p>
             <w:r>
-              <w:t>Middle East war casts long shadow over UK rail freight operations</w:t>
+              <w:t>Nats boss summoned by UK transport secretary as flight chaos enters second day</w:t>
             </w:r>
           </w:p>
         </w:tc>
@@ -186,6 +186,114 @@
           </w:tcPr>
           <w:p>
             <w:r>
+              <w:t>Nats boss summoned by UK transport secretary as flight chaos enters second day</w:t>
+            </w:r>
+          </w:p>
+        </w:tc>
+        <w:tc>
+          <w:tcPr>
+            <w:tcW w:type="dxa" w:w="1728"/>
+          </w:tcPr>
+          <w:p>
+            <w:r>
+              <w:t>🟢 LOW</w:t>
+            </w:r>
+          </w:p>
+        </w:tc>
+      </w:tr>
+      <w:tr>
+        <w:tc>
+          <w:tcPr>
+            <w:tcW w:type="dxa" w:w="1728"/>
+          </w:tcPr>
+          <w:p>
+            <w:r>
+              <w:t>INC-UNI-03</w:t>
+              <w:br/>
+              <w:t>(None)</w:t>
+            </w:r>
+          </w:p>
+        </w:tc>
+        <w:tc>
+          <w:tcPr>
+            <w:tcW w:type="dxa" w:w="1728"/>
+          </w:tcPr>
+          <w:p>
+            <w:r>
+              <w:t>Unknown</w:t>
+            </w:r>
+          </w:p>
+        </w:tc>
+        <w:tc>
+          <w:tcPr>
+            <w:tcW w:type="dxa" w:w="1728"/>
+          </w:tcPr>
+          <w:p>
+            <w:r>
+              <w:t>Railway</w:t>
+            </w:r>
+          </w:p>
+        </w:tc>
+        <w:tc>
+          <w:tcPr>
+            <w:tcW w:type="dxa" w:w="1728"/>
+          </w:tcPr>
+          <w:p>
+            <w:r>
+              <w:t>Middle East war casts long shadow over UK rail freight operations</w:t>
+            </w:r>
+          </w:p>
+        </w:tc>
+        <w:tc>
+          <w:tcPr>
+            <w:tcW w:type="dxa" w:w="1728"/>
+          </w:tcPr>
+          <w:p>
+            <w:r>
+              <w:t>🟢 LOW</w:t>
+            </w:r>
+          </w:p>
+        </w:tc>
+      </w:tr>
+      <w:tr>
+        <w:tc>
+          <w:tcPr>
+            <w:tcW w:type="dxa" w:w="1728"/>
+          </w:tcPr>
+          <w:p>
+            <w:r>
+              <w:t>INC-UNI-04</w:t>
+              <w:br/>
+              <w:t>(None)</w:t>
+            </w:r>
+          </w:p>
+        </w:tc>
+        <w:tc>
+          <w:tcPr>
+            <w:tcW w:type="dxa" w:w="1728"/>
+          </w:tcPr>
+          <w:p>
+            <w:r>
+              <w:t>Unknown</w:t>
+            </w:r>
+          </w:p>
+        </w:tc>
+        <w:tc>
+          <w:tcPr>
+            <w:tcW w:type="dxa" w:w="1728"/>
+          </w:tcPr>
+          <w:p>
+            <w:r>
+              <w:t>General</w:t>
+            </w:r>
+          </w:p>
+        </w:tc>
+        <w:tc>
+          <w:tcPr>
+            <w:tcW w:type="dxa" w:w="1728"/>
+          </w:tcPr>
+          <w:p>
+            <w:r>
               <w:t>Passengers braced for chaos as Spanish ground handlers set to walk out over Easter</w:t>
             </w:r>
           </w:p>
@@ -208,7 +316,7 @@
           </w:tcPr>
           <w:p>
             <w:r>
-              <w:t>INC-UNI-03</w:t>
+              <w:t>INC-UNI-05</w:t>
               <w:br/>
               <w:t>(None)</w:t>
             </w:r>
